--- a/javoblar/027.docx
+++ b/javoblar/027.docx
@@ -165,7 +165,7 @@
         <w:spacing w:after="40"/>
       </w:pPr>
       <w:r>
-        <w:t xml:space="preserve">Umumiy epidemiologiya va gospital infeksiyalar profilaktikasi. Oliy tibbiy ta'lim darsligi. — Toshkent: Tibbiyot nashriyoti.</w:t>
+        <w:t xml:space="preserve">World Health Organization. Guidelines on core components of infection prevention and control programmes. Geneva: WHO. URL: https://www.who.int/publications/i/item/9789241549929</w:t>
       </w:r>
     </w:p>
     <w:p>
@@ -178,7 +178,20 @@
         <w:spacing w:after="40"/>
       </w:pPr>
       <w:r>
-        <w:t xml:space="preserve">World Health Organization. Infection prevention and control (IPC); O'zbekiston Respublikasi SanPiN va uslubiy ko'rsatmalari. URL: https://www.who.int ; https://xayrullokomilov.uz/kutubxona</w:t>
+        <w:t xml:space="preserve">SanQvaM № 0365-19. Tibbiy anjom-asboblar va buyumlarni sterilizatsiya qilish markazlarini loyihalashtirish, qurish va ekspluatatsiya qilish sanitariya qoidalari va me'yorlari. — Toshkent, 2019.</w:t>
+      </w:r>
+    </w:p>
+    <w:p>
+      <w:pPr>
+        <w:pStyle w:val="ListParagraph"/>
+        <w:numPr>
+          <w:ilvl w:val="0"/>
+          <w:numId w:val="2"/>
+        </w:numPr>
+        <w:spacing w:after="40"/>
+      </w:pPr>
+      <w:r>
+        <w:t xml:space="preserve">Mirtazayev O.M., Zuyeva L.P., Matnazarova G.S. Epidemiologiya. — Toshkent, 2016.</w:t>
       </w:r>
     </w:p>
     <w:sectPr>

--- a/javoblar/027.docx
+++ b/javoblar/027.docx
@@ -8,7 +8,7 @@
         <w:spacing w:after="200"/>
       </w:pPr>
       <w:r>
-        <w:t xml:space="preserve">27. Shifoxona vrach epidemiologining asosiy vazifalari, ularning funksional vazifalari</w:t>
+        <w:t xml:space="preserve">27. Vrach epidemiologning funksional vazifalari</w:t>
       </w:r>
     </w:p>
     <w:p>
@@ -17,7 +17,7 @@
         <w:jc w:val="both"/>
       </w:pPr>
       <w:r>
-        <w:t xml:space="preserve">Shifoxona (gospital) vrach-epidemiologi — davolash-profilaktika muassasasida (DPM) shifoxona ichi (nozokomial) infeksiyalarining oldini olish va infeksion nazorat tizimini tashkil etish bilan shug'ullanuvchi mutaxassisdir. Shifoxona ichi infeksiyalari bemorlar va tibbiy xodimlar salomatligiga jiddiy tahdid soladi, davolash muddati va xarajatlarini oshiradi. Shu bois shifoxona epidemiologining vazifalari zamonaviy DPM faoliyatida alohida ahamiyatga ega va ular infeksion xavfsizlikni, davolash sifatini hamda bemorlar va xodimlar salomatligini ta'minlashga qaratilgan [1][2].</w:t>
+        <w:t xml:space="preserve">Vrach-epidemiolog — aholi orasida yuqumli va yuqumsiz kasalliklarning tarqalishini o'rganuvchi, ularning oldini olish va epidemiyaga qarshi kurash choralarini tashkil etuvchi mutaxassisdir. U sanitariya-epidemiologiya xizmatida yoki davolash-profilaktika muassasalarida faoliyat yuritadi. Vrach-epidemiologning funksional vazifalari epidemiologik nazoratning barcha bosqichlarini — ma'lumot yig'ish va tahlildan tortib tadbirlarni tashkil etish va baholashgacha qamrab oladi. Uning ishi aholi salomatligini himoya qilishning muhim bo'g'ini hisoblanadi [1][2]. Epidemiologning vazifalari lavozim yo'riqnomasi, idoraviy nizomlar va amaldagi normativ hujjatlar bilan belgilanadi; ular tashkiliy, tahliliy, nazorat va profilaktik yo'nalishlarni o'z ichiga oladi.</w:t>
       </w:r>
     </w:p>
     <w:p>
@@ -26,7 +26,7 @@
         <w:spacing w:after="80" w:before="160"/>
       </w:pPr>
       <w:r>
-        <w:t xml:space="preserve">Nozokomial infeksiyalar nazorati</w:t>
+        <w:t xml:space="preserve">Epidemiologik nazorat va tahlil</w:t>
       </w:r>
     </w:p>
     <w:p>
@@ -35,7 +35,7 @@
         <w:jc w:val="both"/>
       </w:pPr>
       <w:r>
-        <w:t xml:space="preserve">Shifoxona epidemiologining asosiy vazifasi — shifoxona ichi infeksiyalarini nazorat qilishdir. U bu infeksiyalarni aniqlash, ro'yxatga olish va hisobga olishni tashkil etadi, ularning tarqalishini tahlil qiladi va xavf omillarini belgilaydi. Epidemiolog yiringli-septik asoratlar, qon orqali yuqadigan infeksiyalar (gepatit B, C, OIV) va boshqa nozokomial infeksiyalar bo'yicha epidemiologik nazorat olib boradi. Aniqlangan holatlar tahlili asosida u muammoli bo'limlar va jarayonlarni belgilaydi hamda profilaktik choralarni ishlab chiqadi. Bu nazorat shifoxona ichi infeksiyalarining oldini olishning asosidir [1]. Nozokomial infeksiyalarning o'ziga xosligi shundaki, ular ko'pincha shartli-patogen va antibiotiklarga chidamli mikroorganizmlar tomonidan, ojiz immunitetli bemorlarda yuzaga keladi va tibbiy aralashuvlar (operatsiya, kateterlar, sun'iy nafas) bilan bog'liq bo'ladi. Shu bois ularning nazorati faqat kuzatish emas, balki tibbiy jarayonlarning har bir bosqichida xavfni kamaytirishni talab qiladi. Epidemiolog bu infeksiyalarni standart ta'riflar asosida hisobga oladi, bu ma'lumotlarni to'g'ri taqqoslash imkonini beradi.</w:t>
+        <w:t xml:space="preserve">Vrach-epidemiologning asosiy vazifalaridan biri — epidemiologik nazoratni (surveillance) olib borishdir. Bunga yuqumli kasalliklar to'g'risidagi ma'lumotlarni yig'ish, ro'yxatga olish va hisobga olishni ta'minlash, kasallanishning retrospektiv va operativ tahlilini o'tkazish kiradi. Epidemiolog kasallanish darajasini, dinamikasini, hududiy va demografik taqsimotini, mavsumiyligini va xavf omillarini tahlil qiladi. Shu asosda u epidemiologik tashxis qo'yadi — epidemik vaziyatning holati, sabablari va kelgusi rivojlanishi to'g'risida xulosa chiqaradi. Bu tahlil keyingi barcha qarorlarning asosi bo'ladi [1]. Epidemiologik nazorat uzluksiz jarayon bo'lib, u ma'lumot yig'ish, uni tahlil qilish, talqin etish, qaror qabul qilish va tadbirlar samaradorligini qaytib baholashdan iborat yopiq siklni tashkil etadi. Vrach-epidemiolog bu siklning har bir bosqichida faol ishtirok etadi va uning uzluksizligini ta'minlaydi. Aynan shu tizimli nazorat tufayli epidemik vaziyatning har qanday o'zgarishi o'z vaqtida aniqlanadi va unga munosib javob choralari ko'riladi.</w:t>
       </w:r>
     </w:p>
     <w:p>
@@ -44,7 +44,7 @@
         <w:spacing w:after="80" w:before="160"/>
       </w:pPr>
       <w:r>
-        <w:t xml:space="preserve">Sanitariya-gigiyenik rejim nazorati</w:t>
+        <w:t xml:space="preserve">Epidemik o'choqlarda ishlash</w:t>
       </w:r>
     </w:p>
     <w:p>
@@ -53,7 +53,7 @@
         <w:jc w:val="both"/>
       </w:pPr>
       <w:r>
-        <w:t xml:space="preserve">Shifoxona epidemiologi muassasadagi sanitariya-gigiyenik va epidemiyaga qarshi rejimni nazorat qiladi. Bunga xonalar tozaligi va dezinfeksiyasi, havo rejimi, qo'l gigiyenasi, bemorlarni joylashtirish va izolyatsiya qoidalariga rioya qilish kiradi. Epidemiolog sterilizatsiya va dezinfeksiya ishini, markaziy sterilizatsiya bo'limi faoliyatini hamda tibbiy chiqindilar bilan ishlashni nazorat qiladi. U, shuningdek, bemorlarga xizmat ko'rsatishda, jarrohlik va invaziv aralashuvlarda aseptika va antiseptika qoidalariga rioya etilishini kuzatadi. Bu rejim infeksiyalar yuqishining oldini olishga xizmat qiladi [1][2].</w:t>
+        <w:t xml:space="preserve">Vrach-epidemiologning muhim amaliy vazifasi — yuqumli kasallik o'choqlarini tekshirish va ularda chora ko'rishdir. Bemor aniqlangach, epidemiolog o'choqni tekshiradi, epidemiologik anamnez yig'adi, infeksiya manbaini, yuqish yo'lini va omillarini hamda muloqotda bo'lgan shaxslarni aniqlaydi. Shu asosda u o'choqdagi tadbirlarni belgilaydi va tashkil etadi: bemorni ajratish, joriy va yakuniy dezinfeksiya, muloqotdagilarni tibbiy kuzatuvga olish, shoshilinch profilaktika va laboratoriya tekshiruvi. Epidemiolog o'choqni lokalizatsiya qilish va bartaraf etishgacha jarayonni nazorat qiladi [1][2]. O'choqda ishlash epidemiologdan tezkorlik, aniqlik va mas'uliyatni talab qiladi, chunki kechikish yoki noto'g'ri qaror kasallikning yanada keng tarqalishiga olib kelishi mumkin. Shu bois epidemiolog o'choqni tekshirishda mantiqiy va tizimli yondashuvdan foydalanadi, laboratoriya natijalariga tayanadi va zarur bo'lganda qo'shimcha mutaxassislarni jalb qiladi.</w:t>
       </w:r>
     </w:p>
     <w:p>
@@ -62,7 +62,7 @@
         <w:spacing w:after="80" w:before="160"/>
       </w:pPr>
       <w:r>
-        <w:t xml:space="preserve">Xodimlar salomatligi va xavfsizligi</w:t>
+        <w:t xml:space="preserve">Profilaktik tadbirlarni tashkil etish</w:t>
       </w:r>
     </w:p>
     <w:p>
@@ -71,7 +71,7 @@
         <w:jc w:val="both"/>
       </w:pPr>
       <w:r>
-        <w:t xml:space="preserve">Shifoxona epidemiologi tibbiy xodimlarning infeksion xavfsizligini ta'minlaydi. U xodimlarni virusli gepatit B va boshqa infeksiyalarga qarshi emlashni tashkil etadi, ularning tibbiy ko'rikdan o'tishini kuzatadi. Ignadan sanchilish yoki boshqa professional ekspozitsiya hollarida epidemiolog shoshilinch profilaktika (post-ekspozitsion profilaktika) choralarini tashkil etadi. U xodimlar o'rtasida infeksion xavfsizlik bo'yicha o'qitish va targ'ibot ishlarini olib boradi, shaxsiy himoya vositalaridan to'g'ri foydalanishni nazorat qiladi. Xodimlar xavfsizligi ham bemorlar, ham personal salomatligini himoya qiladi [1]. Qo'l gigiyenasi — infeksion nazoratning eng oddiy, arzon va ayni paytda eng samarali chorasi bo'lib, epidemiolog uning to'g'ri va muntazam bajarilishini alohida kuzatadi. Jahon sog'liqni saqlash tashkiloti qo'l gigiyenasini nozokomial infeksiyalarni kamaytirishning eng muhim vositalaridan biri sifatida ta'kidlaydi va bu sohada maxsus dasturlar hamda standartlar ishlab chiqilgan.</w:t>
+        <w:t xml:space="preserve">Vrach-epidemiolog rejali profilaktik tadbirlarni rejalashtiradi va tashkil etadi. Bunga immunprofilaktikani (emlash ishini) rejalashtirish, emlash qamrovini nazorat qilish, vaksinalar zaxirasi va sovuqlik zanjirini ta'minlashni kuzatish kiradi. Shuningdek, epidemiolog dezinfeksiya, dezinseksiya va deratizatsiya tadbirlarini, dekretlangan kontingentni tekshirishni va sanitariya-gigiyenik nazoratni tashkil etadi. U profilaktik tadbirlar rejasini ishlab chiqadi, ularning bajarilishini kuzatadi va samaradorligini baholaydi. Bu ish kasalliklarning oldini olishga qaratilgan [1]. Profilaktik ishning muvaffaqiyati ko'p jihatdan aholi bilan to'g'ri muloqot qilish, emlashga ishonchni mustahkamlash va sog'lom turmush tarzini targ'ib qilishga bog'liq; shu bois epidemiolog nafaqat tibbiy, balki ijtimoiy-kommunikativ vazifalarni ham bajaradi. U emlashga qarshi noto'g'ri qarashlarga ilmiy dalillar bilan javob berishi va jamoatchilik ishonchini qozonishi kerak.</w:t>
       </w:r>
     </w:p>
     <w:p>
@@ -80,7 +80,7 @@
         <w:spacing w:after="80" w:before="160"/>
       </w:pPr>
       <w:r>
-        <w:t xml:space="preserve">Antimikrob chidamlilik va antibiotiklar nazorati</w:t>
+        <w:t xml:space="preserve">Nazorat va uslubiy rahbarlik</w:t>
       </w:r>
     </w:p>
     <w:p>
@@ -89,7 +89,7 @@
         <w:jc w:val="both"/>
       </w:pPr>
       <w:r>
-        <w:t xml:space="preserve">Zamonaviy shifoxona epidemiologining muhim vazifalaridan biri — antimikrob chidamlilik (AMR) muammosini nazorat qilishdir. U antibiotiklardan oqilona foydalanishni (antibiotik stewardship) targ'ib qiladi, chidamli shtammlarning paydo bo'lishi va tarqalishini kuzatadi, mikrobiologik monitoring natijalarini tahlil qiladi. Chidamli mikroorganizmlar keltirgan infeksiyalar davolashni murakkablashtirgani va o'limni oshirgani uchun bu yo'nalish alohida ahamiyatga ega; JSST antimikrob chidamlilikni global sog'liq uchun eng jiddiy tahdidlardan biri deb baholaydi [2]. Epidemiolog mikrobiologiya laboratoriyasi bilan yaqin hamkorlikda ishlaydi [1][2]. U laboratoriya aniqlagan chidamli shtammlar to'g'risidagi ma'lumotlarni tahlil qiladi, ularning bo'limlar bo'yicha tarqalishini kuzatadi va shu asosda izolyatsiya hamda dezinfeksiya choralarini kuchaytiradi. Antibiotiklardan noto'g'ri va keragidan ortiq foydalanish chidamlilikning asosiy sababi bo'lgani uchun epidemiolog klinisistlar bilan birgalikda antibiotiklarni oqilona buyurish qoidalarini joriy etishga harakat qiladi.</w:t>
+        <w:t xml:space="preserve">Vrach-epidemiolog davolash-profilaktika muassasalarida infeksion nazorat tizimini tashkil etadi va kuzatadi: sanitariya-gigiyenik rejim, sterilizatsiya va dezinfeksiya ishi, tibbiy chiqindilar bilan ishlash hamda shifoxona ichi infeksiyalarining oldini olish choralarini nazorat qiladi. U boshqa tibbiy xodimlarga uslubiy rahbarlik qiladi, ularni epidemiologik masalalar bo'yicha o'qitadi va maslahat beradi. Epidemiolog shuningdek sanitariya-ma'rifiy ishlarni tashkil etib, aholi o'rtasida profilaktika bo'yicha targ'ibot olib boradi [1][2]. Davolash-profilaktika muassasalaridagi infeksion nazorat tizimida epidemiolog markaziy rol o'ynaydi: u nozokomial (shifoxona ichi) infeksiyalarni hisobga olish va tahlil qilish, antibiotiklardan oqilona foydalanishni nazorat qilish va xodimlar o'rtasida infeksion xavfsizlik madaniyatini shakllantirish ishlarini olib boradi.</w:t>
       </w:r>
     </w:p>
     <w:p>
@@ -98,7 +98,7 @@
         <w:spacing w:after="80" w:before="160"/>
       </w:pPr>
       <w:r>
-        <w:t xml:space="preserve">Tashkiliy va uslubiy vazifalar</w:t>
+        <w:t xml:space="preserve">Hujjatlashtirish va hamkorlik</w:t>
       </w:r>
     </w:p>
     <w:p>
@@ -107,7 +107,7 @@
         <w:jc w:val="both"/>
       </w:pPr>
       <w:r>
-        <w:t xml:space="preserve">Shifoxona epidemiologi infeksion nazorat bo'yicha ichki tartib-qoidalar, yo'riqnomalar va rejalarni ishlab chiqadi. U infeksion nazorat komissiyasi faoliyatini muvofiqlashtiradi, tibbiy xodimlarga uslubiy rahbarlik qiladi va ularni o'qitadi. Epidemiolog nozokomial infeksiyalar bo'yicha hisobotlarni yuritadi, tahliliy ma'lumotlar tayyorlaydi va rahbariyatga tavsiyalar beradi. U muassasa faoliyatini amaldagi SanPiN va uslubiy ko'rsatmalarga muvofiqlashtiradi hamda tashqi tekshiruvlarga tayyorgarlikni ta'minlaydi. Bu tashkiliy ish infeksion nazorat tizimining yaxlitligini ta'minlaydi [1]. Infeksion nazorat butun muassasa xodimlarining ishtirokini talab qilgani uchun epidemiolog o'qitish, ko'nikmalarni shakllantirish va infeksion xavfsizlik madaniyatini yaratishga katta e'tibor beradi. U faqat talab qo'yuvchi nazoratchi emas, balki xodimlarga yordam beruvchi maslahatchi va o'qituvchi sifatida ham faoliyat yuritadi; bunday yondashuv qoidalarga rioya qilishni rasmiy majburiyat emas, balki ongli odatga aylantiradi.</w:t>
+        <w:t xml:space="preserve">Vrach-epidemiolog o'z faoliyatini hujjatlashtiradi: epidemiologik tekshiruv kartalari, hisobotlar, tahliliy ma'lumotlar va tadbirlar rejalarini yuritadi. U yuqumli kasalliklar to'g'risidagi hisobotlarni o'z vaqtida yuqori tashkilotlarga taqdim etadi. Epidemiolog ko'p sohali hamkorlikni (sog'liqni saqlash, veterinariya, kommunal xizmat, ta'lim, mahalliy hokimiyat) muvofiqlashtiradi, chunki epidemiyaga qarshi kurash ko'pincha bir necha idoraning birgalikdagi harakatini talab qiladi. Bu koordinatsiya funksiyasi epidemiolog ishining muhim qismidir [1]. Hujjatlarning to'g'ri va o'z vaqtida yuritilishi nafaqat rasmiy talab, balki epidemiologik tahlil uchun ishonchli ma'lumot bazasini ta'minlovchi asosdir; noto'g'ri yoki to'liqsiz hisobot butun tahlil tizimini buzishi mumkin. Shu bois epidemiolog hisobot va hujjatlashtirish intizomiga alohida e'tibor beradi va bu borada boshqa xodimlarga ham talabchanlik ko'rsatadi.</w:t>
       </w:r>
     </w:p>
     <w:p>
@@ -116,7 +116,7 @@
         <w:spacing w:after="80" w:before="160"/>
       </w:pPr>
       <w:r>
-        <w:t xml:space="preserve">Epidemik o'choqlarda ishlash</w:t>
+        <w:t xml:space="preserve">Malaka va javobgarlik</w:t>
       </w:r>
     </w:p>
     <w:p>
@@ -125,7 +125,7 @@
         <w:jc w:val="both"/>
       </w:pPr>
       <w:r>
-        <w:t xml:space="preserve">Shifoxona ichida nozokomial infeksiya avj olganda (vspishka) epidemiolog o'choqni tekshiradi, infeksiya manbaini va yuqish yo'lini aniqlaydi hamda uni bartaraf etish choralarini tashkil etadi. U qo'shimcha dezinfeksiya, bemorlarni ajratish, zarur bo'lganda bo'limni vaqtincha yopish kabi tadbirlarni amalga oshiradi. Epidemiolog shuningdek tashqaridan kelgan yuqumli kasalliklar (masalan, qabul bo'limida aniqlangan infeksion bemor) bo'yicha ham tezkor choralar ko'radi. Bu ishda tezkorlik va aniqlik hal qiluvchi ahamiyatga ega [1][2]. O'choqni tekshirishda epidemiolog yagona manbani aniqlash uchun bemorlar, xodimlar, jihozlar va jarayonlar o'rtasidagi bog'liqlikni o'rganadi; zarur bo'lganda qo'zg'atuvchi shtammlarini molekulyar usulda taqqoslaydi. Olingan natijalar asosida u aniq, maqsadli choralar belgilaydi va ularning bajarilishini nazorat qiladi, so'ngra o'choq bartaraf etilganini tasdiqlaydi.</w:t>
+        <w:t xml:space="preserve">Vrach-epidemiolog o'z bilim va malakasini muntazam oshirib borishi, amaldagi qonun, buyruq, SanPiN va uslubiy ko'rsatmalarni bilishi hamda ularga amal qilishi shart. U qabul qilgan qarorlari va o'tkazgan tadbirlari uchun javobgardir. Epidemiolog faoliyati ilmiy bilim, huquqiy savodxonlik va amaliy ko'nikmalarning uyg'unligini talab qiladi. Zamonaviy sharoitda undan raqamli texnologiyalar, ma'lumotlar tahlili va xalqaro tavsiyalar bilan ishlash qobiliyati ham talab etiladi. Shu bois epidemiolog — doimiy o'rganib va rivojlanib boruvchi kasb egasi bo'lib, uning malakasi aholi salomatligi xavfsizligining bevosita kafolati hisoblanadi [1][2].</w:t>
       </w:r>
     </w:p>
     <w:p>
@@ -143,7 +143,7 @@
         <w:jc w:val="both"/>
       </w:pPr>
       <w:r>
-        <w:t xml:space="preserve">Shifoxona vrach-epidemiologining asosiy vazifalari nozokomial infeksiyalarni nazorat qilish, sanitariya-gigiyenik va epidemiyaga qarshi rejimni ta'minlash, xodimlar infeksion xavfsizligini saqlash, antimikrob chidamlilikni va antibiotiklardan foydalanishni nazorat qilish, tashkiliy-uslubiy ishlarni olib borish hamda shifoxona ichidagi epidemik o'choqlarda chora ko'rishni qamrab oladi. Uning faoliyati bemorlar va tibbiy xodimlarni infeksiyalardan himoya qilishga, davolash sifati va xavfsizligini oshirishga qaratilgan. Shu bois shifoxona epidemiologi zamonaviy DPMda infeksion xavfsizlik tizimining markaziy figurasi bo'lib, uning samarali ishi davolash muassasasining umumiy sifati va bemorlar ishonchining muhim ko'rsatkichi hisoblanadi.</w:t>
+        <w:t xml:space="preserve">Vrach-epidemiologning funksional vazifalari epidemiologik nazorat va tahlil, epidemik o'choqlarda ishlash, profilaktik tadbirlarni (jumladan immunprofilaktikani) tashkil etish, infeksion nazorat va uslubiy rahbarlik, hujjatlashtirish hamda ko'p sohali hamkorlikni muvofiqlashtirishni qamrab oladi. U epidemiologik tashxis asosida qaror qabul qiladi va tadbirlar samaradorligini baholaydi. Vrach-epidemiolog faoliyati ilmiy, huquqiy va amaliy bilimlarning uyg'unligiga tayanadi va aholi salomatligini himoya qilishning asosiy bo'g'inlaridan biri hisoblanadi. Uning ishi ko'rinmas, ammo nihoyatda muhim — epidemiolog samarali ishlaganda kasalliklar kam uchraydi va jamiyat buni sezmasligi ham mumkin, ammo aynan shu — profilaktikaning eng katta yutug'idir.</w:t>
       </w:r>
     </w:p>
     <w:p>
@@ -165,7 +165,7 @@
         <w:spacing w:after="40"/>
       </w:pPr>
       <w:r>
-        <w:t xml:space="preserve">World Health Organization. Guidelines on core components of infection prevention and control programmes. Geneva: WHO. URL: https://www.who.int/publications/i/item/9789241549929</w:t>
+        <w:t xml:space="preserve">Mirtazayev O.M., Zuyeva L.P., Matnazarova G.S. Epidemiologiya. — Toshkent, 2016.</w:t>
       </w:r>
     </w:p>
     <w:p>
@@ -178,7 +178,7 @@
         <w:spacing w:after="40"/>
       </w:pPr>
       <w:r>
-        <w:t xml:space="preserve">SanQvaM № 0365-19. Tibbiy anjom-asboblar va buyumlarni sterilizatsiya qilish markazlarini loyihalashtirish, qurish va ekspluatatsiya qilish sanitariya qoidalari va me'yorlari. — Toshkent, 2019.</w:t>
+        <w:t xml:space="preserve">Umirov S.E., Qodirov Z.Z. Klinik epidemiologiya. — Toshkent.</w:t>
       </w:r>
     </w:p>
     <w:p>
@@ -191,7 +191,7 @@
         <w:spacing w:after="40"/>
       </w:pPr>
       <w:r>
-        <w:t xml:space="preserve">Mirtazayev O.M., Zuyeva L.P., Matnazarova G.S. Epidemiologiya. — Toshkent, 2016.</w:t>
+        <w:t xml:space="preserve">World Health Organization. Guidelines on core components of infection prevention and control programmes. Geneva: WHO. URL: https://www.who.int/publications/i/item/9789241549929</w:t>
       </w:r>
     </w:p>
     <w:sectPr>
@@ -397,6 +397,18 @@
       <w:lvlJc w:val="left"/>
       <w:pPr>
         <w:ind w:left="576" w:hanging="316"/>
+      </w:pPr>
+    </w:lvl>
+  </w:abstractNum>
+  <w:abstractNum w:abstractNumId="90">
+    <w:multiLevelType w:val="hybridMultilevel"/>
+    <w:lvl w:ilvl="0">
+      <w:start w:val="1"/>
+      <w:numFmt w:val="decimal"/>
+      <w:lvlText w:val="%1)"/>
+      <w:lvlJc w:val="left"/>
+      <w:pPr>
+        <w:ind w:left="851" w:hanging="425"/>
       </w:pPr>
     </w:lvl>
   </w:abstractNum>

--- a/javoblar/027.docx
+++ b/javoblar/027.docx
@@ -5,153 +5,296 @@
     <w:p>
       <w:pPr>
         <w:pStyle w:val="Heading1"/>
-        <w:spacing w:after="200"/>
-      </w:pPr>
-      <w:r>
+        <w:spacing w:after="240"/>
+        <w:jc w:val="center"/>
+      </w:pPr>
+      <w:r>
+        <w:rPr>
+          <w:rFonts w:ascii="Times New Roman" w:cs="Times New Roman" w:eastAsia="Times New Roman" w:hAnsi="Times New Roman"/>
+          <w:b/>
+          <w:bCs/>
+          <w:sz w:val="28"/>
+          <w:szCs w:val="28"/>
+        </w:rPr>
         <w:t xml:space="preserve">27. Vrach epidemiologning funksional vazifalari</w:t>
       </w:r>
     </w:p>
     <w:p>
       <w:pPr>
-        <w:spacing w:after="120"/>
+        <w:spacing w:after="120" w:line="276"/>
+        <w:ind w:firstLine="567"/>
         <w:jc w:val="both"/>
       </w:pPr>
       <w:r>
+        <w:rPr>
+          <w:rFonts w:ascii="Times New Roman" w:cs="Times New Roman" w:eastAsia="Times New Roman" w:hAnsi="Times New Roman"/>
+          <w:sz w:val="28"/>
+          <w:szCs w:val="28"/>
+        </w:rPr>
         <w:t xml:space="preserve">Vrach-epidemiolog — aholi orasida yuqumli va yuqumsiz kasalliklarning tarqalishini o'rganuvchi, ularning oldini olish va epidemiyaga qarshi kurash choralarini tashkil etuvchi mutaxassisdir. U sanitariya-epidemiologiya xizmatida yoki davolash-profilaktika muassasalarida faoliyat yuritadi. Vrach-epidemiologning funksional vazifalari epidemiologik nazoratning barcha bosqichlarini — ma'lumot yig'ish va tahlildan tortib tadbirlarni tashkil etish va baholashgacha qamrab oladi. Uning ishi aholi salomatligini himoya qilishning muhim bo'g'ini hisoblanadi [1][2]. Epidemiologning vazifalari lavozim yo'riqnomasi, idoraviy nizomlar va amaldagi normativ hujjatlar bilan belgilanadi; ular tashkiliy, tahliliy, nazorat va profilaktik yo'nalishlarni o'z ichiga oladi.</w:t>
       </w:r>
     </w:p>
     <w:p>
       <w:pPr>
         <w:pStyle w:val="Heading2"/>
-        <w:spacing w:after="80" w:before="160"/>
-      </w:pPr>
-      <w:r>
+        <w:spacing w:after="100" w:before="200"/>
+      </w:pPr>
+      <w:r>
+        <w:rPr>
+          <w:rFonts w:ascii="Times New Roman" w:cs="Times New Roman" w:eastAsia="Times New Roman" w:hAnsi="Times New Roman"/>
+          <w:b/>
+          <w:bCs/>
+          <w:sz w:val="28"/>
+          <w:szCs w:val="28"/>
+        </w:rPr>
         <w:t xml:space="preserve">Epidemiologik nazorat va tahlil</w:t>
       </w:r>
     </w:p>
     <w:p>
       <w:pPr>
-        <w:spacing w:after="120"/>
+        <w:spacing w:after="120" w:line="276"/>
+        <w:ind w:firstLine="567"/>
         <w:jc w:val="both"/>
       </w:pPr>
       <w:r>
+        <w:rPr>
+          <w:rFonts w:ascii="Times New Roman" w:cs="Times New Roman" w:eastAsia="Times New Roman" w:hAnsi="Times New Roman"/>
+          <w:sz w:val="28"/>
+          <w:szCs w:val="28"/>
+        </w:rPr>
         <w:t xml:space="preserve">Vrach-epidemiologning asosiy vazifalaridan biri — epidemiologik nazoratni (surveillance) olib borishdir. Bunga yuqumli kasalliklar to'g'risidagi ma'lumotlarni yig'ish, ro'yxatga olish va hisobga olishni ta'minlash, kasallanishning retrospektiv va operativ tahlilini o'tkazish kiradi. Epidemiolog kasallanish darajasini, dinamikasini, hududiy va demografik taqsimotini, mavsumiyligini va xavf omillarini tahlil qiladi. Shu asosda u epidemiologik tashxis qo'yadi — epidemik vaziyatning holati, sabablari va kelgusi rivojlanishi to'g'risida xulosa chiqaradi. Bu tahlil keyingi barcha qarorlarning asosi bo'ladi [1]. Epidemiologik nazorat uzluksiz jarayon bo'lib, u ma'lumot yig'ish, uni tahlil qilish, talqin etish, qaror qabul qilish va tadbirlar samaradorligini qaytib baholashdan iborat yopiq siklni tashkil etadi. Vrach-epidemiolog bu siklning har bir bosqichida faol ishtirok etadi va uning uzluksizligini ta'minlaydi. Aynan shu tizimli nazorat tufayli epidemik vaziyatning har qanday o'zgarishi o'z vaqtida aniqlanadi va unga munosib javob choralari ko'riladi.</w:t>
       </w:r>
     </w:p>
     <w:p>
       <w:pPr>
         <w:pStyle w:val="Heading2"/>
-        <w:spacing w:after="80" w:before="160"/>
-      </w:pPr>
-      <w:r>
+        <w:spacing w:after="100" w:before="200"/>
+      </w:pPr>
+      <w:r>
+        <w:rPr>
+          <w:rFonts w:ascii="Times New Roman" w:cs="Times New Roman" w:eastAsia="Times New Roman" w:hAnsi="Times New Roman"/>
+          <w:b/>
+          <w:bCs/>
+          <w:sz w:val="28"/>
+          <w:szCs w:val="28"/>
+        </w:rPr>
         <w:t xml:space="preserve">Epidemik o'choqlarda ishlash</w:t>
       </w:r>
     </w:p>
     <w:p>
       <w:pPr>
-        <w:spacing w:after="120"/>
+        <w:spacing w:after="120" w:line="276"/>
+        <w:ind w:firstLine="567"/>
         <w:jc w:val="both"/>
       </w:pPr>
       <w:r>
+        <w:rPr>
+          <w:rFonts w:ascii="Times New Roman" w:cs="Times New Roman" w:eastAsia="Times New Roman" w:hAnsi="Times New Roman"/>
+          <w:sz w:val="28"/>
+          <w:szCs w:val="28"/>
+        </w:rPr>
         <w:t xml:space="preserve">Vrach-epidemiologning muhim amaliy vazifasi — yuqumli kasallik o'choqlarini tekshirish va ularda chora ko'rishdir. Bemor aniqlangach, epidemiolog o'choqni tekshiradi, epidemiologik anamnez yig'adi, infeksiya manbaini, yuqish yo'lini va omillarini hamda muloqotda bo'lgan shaxslarni aniqlaydi. Shu asosda u o'choqdagi tadbirlarni belgilaydi va tashkil etadi: bemorni ajratish, joriy va yakuniy dezinfeksiya, muloqotdagilarni tibbiy kuzatuvga olish, shoshilinch profilaktika va laboratoriya tekshiruvi. Epidemiolog o'choqni lokalizatsiya qilish va bartaraf etishgacha jarayonni nazorat qiladi [1][2]. O'choqda ishlash epidemiologdan tezkorlik, aniqlik va mas'uliyatni talab qiladi, chunki kechikish yoki noto'g'ri qaror kasallikning yanada keng tarqalishiga olib kelishi mumkin. Shu bois epidemiolog o'choqni tekshirishda mantiqiy va tizimli yondashuvdan foydalanadi, laboratoriya natijalariga tayanadi va zarur bo'lganda qo'shimcha mutaxassislarni jalb qiladi.</w:t>
       </w:r>
     </w:p>
     <w:p>
       <w:pPr>
         <w:pStyle w:val="Heading2"/>
-        <w:spacing w:after="80" w:before="160"/>
-      </w:pPr>
-      <w:r>
+        <w:spacing w:after="100" w:before="200"/>
+      </w:pPr>
+      <w:r>
+        <w:rPr>
+          <w:rFonts w:ascii="Times New Roman" w:cs="Times New Roman" w:eastAsia="Times New Roman" w:hAnsi="Times New Roman"/>
+          <w:b/>
+          <w:bCs/>
+          <w:sz w:val="28"/>
+          <w:szCs w:val="28"/>
+        </w:rPr>
         <w:t xml:space="preserve">Profilaktik tadbirlarni tashkil etish</w:t>
       </w:r>
     </w:p>
     <w:p>
       <w:pPr>
-        <w:spacing w:after="120"/>
+        <w:spacing w:after="120" w:line="276"/>
+        <w:ind w:firstLine="567"/>
         <w:jc w:val="both"/>
       </w:pPr>
       <w:r>
+        <w:rPr>
+          <w:rFonts w:ascii="Times New Roman" w:cs="Times New Roman" w:eastAsia="Times New Roman" w:hAnsi="Times New Roman"/>
+          <w:sz w:val="28"/>
+          <w:szCs w:val="28"/>
+        </w:rPr>
         <w:t xml:space="preserve">Vrach-epidemiolog rejali profilaktik tadbirlarni rejalashtiradi va tashkil etadi. Bunga immunprofilaktikani (emlash ishini) rejalashtirish, emlash qamrovini nazorat qilish, vaksinalar zaxirasi va sovuqlik zanjirini ta'minlashni kuzatish kiradi. Shuningdek, epidemiolog dezinfeksiya, dezinseksiya va deratizatsiya tadbirlarini, dekretlangan kontingentni tekshirishni va sanitariya-gigiyenik nazoratni tashkil etadi. U profilaktik tadbirlar rejasini ishlab chiqadi, ularning bajarilishini kuzatadi va samaradorligini baholaydi. Bu ish kasalliklarning oldini olishga qaratilgan [1]. Profilaktik ishning muvaffaqiyati ko'p jihatdan aholi bilan to'g'ri muloqot qilish, emlashga ishonchni mustahkamlash va sog'lom turmush tarzini targ'ib qilishga bog'liq; shu bois epidemiolog nafaqat tibbiy, balki ijtimoiy-kommunikativ vazifalarni ham bajaradi. U emlashga qarshi noto'g'ri qarashlarga ilmiy dalillar bilan javob berishi va jamoatchilik ishonchini qozonishi kerak.</w:t>
       </w:r>
     </w:p>
     <w:p>
       <w:pPr>
         <w:pStyle w:val="Heading2"/>
-        <w:spacing w:after="80" w:before="160"/>
-      </w:pPr>
-      <w:r>
+        <w:spacing w:after="100" w:before="200"/>
+      </w:pPr>
+      <w:r>
+        <w:rPr>
+          <w:rFonts w:ascii="Times New Roman" w:cs="Times New Roman" w:eastAsia="Times New Roman" w:hAnsi="Times New Roman"/>
+          <w:b/>
+          <w:bCs/>
+          <w:sz w:val="28"/>
+          <w:szCs w:val="28"/>
+        </w:rPr>
         <w:t xml:space="preserve">Nazorat va uslubiy rahbarlik</w:t>
       </w:r>
     </w:p>
     <w:p>
       <w:pPr>
-        <w:spacing w:after="120"/>
+        <w:spacing w:after="120" w:line="276"/>
+        <w:ind w:firstLine="567"/>
         <w:jc w:val="both"/>
       </w:pPr>
       <w:r>
+        <w:rPr>
+          <w:rFonts w:ascii="Times New Roman" w:cs="Times New Roman" w:eastAsia="Times New Roman" w:hAnsi="Times New Roman"/>
+          <w:sz w:val="28"/>
+          <w:szCs w:val="28"/>
+        </w:rPr>
         <w:t xml:space="preserve">Vrach-epidemiolog davolash-profilaktika muassasalarida infeksion nazorat tizimini tashkil etadi va kuzatadi: sanitariya-gigiyenik rejim, sterilizatsiya va dezinfeksiya ishi, tibbiy chiqindilar bilan ishlash hamda shifoxona ichi infeksiyalarining oldini olish choralarini nazorat qiladi. U boshqa tibbiy xodimlarga uslubiy rahbarlik qiladi, ularni epidemiologik masalalar bo'yicha o'qitadi va maslahat beradi. Epidemiolog shuningdek sanitariya-ma'rifiy ishlarni tashkil etib, aholi o'rtasida profilaktika bo'yicha targ'ibot olib boradi [1][2]. Davolash-profilaktika muassasalaridagi infeksion nazorat tizimida epidemiolog markaziy rol o'ynaydi: u nozokomial (shifoxona ichi) infeksiyalarni hisobga olish va tahlil qilish, antibiotiklardan oqilona foydalanishni nazorat qilish va xodimlar o'rtasida infeksion xavfsizlik madaniyatini shakllantirish ishlarini olib boradi.</w:t>
       </w:r>
     </w:p>
     <w:p>
       <w:pPr>
         <w:pStyle w:val="Heading2"/>
-        <w:spacing w:after="80" w:before="160"/>
-      </w:pPr>
-      <w:r>
+        <w:spacing w:after="100" w:before="200"/>
+      </w:pPr>
+      <w:r>
+        <w:rPr>
+          <w:rFonts w:ascii="Times New Roman" w:cs="Times New Roman" w:eastAsia="Times New Roman" w:hAnsi="Times New Roman"/>
+          <w:b/>
+          <w:bCs/>
+          <w:sz w:val="28"/>
+          <w:szCs w:val="28"/>
+        </w:rPr>
         <w:t xml:space="preserve">Hujjatlashtirish va hamkorlik</w:t>
       </w:r>
     </w:p>
     <w:p>
       <w:pPr>
-        <w:spacing w:after="120"/>
+        <w:spacing w:after="120" w:line="276"/>
+        <w:ind w:firstLine="567"/>
         <w:jc w:val="both"/>
       </w:pPr>
       <w:r>
+        <w:rPr>
+          <w:rFonts w:ascii="Times New Roman" w:cs="Times New Roman" w:eastAsia="Times New Roman" w:hAnsi="Times New Roman"/>
+          <w:sz w:val="28"/>
+          <w:szCs w:val="28"/>
+        </w:rPr>
         <w:t xml:space="preserve">Vrach-epidemiolog o'z faoliyatini hujjatlashtiradi: epidemiologik tekshiruv kartalari, hisobotlar, tahliliy ma'lumotlar va tadbirlar rejalarini yuritadi. U yuqumli kasalliklar to'g'risidagi hisobotlarni o'z vaqtida yuqori tashkilotlarga taqdim etadi. Epidemiolog ko'p sohali hamkorlikni (sog'liqni saqlash, veterinariya, kommunal xizmat, ta'lim, mahalliy hokimiyat) muvofiqlashtiradi, chunki epidemiyaga qarshi kurash ko'pincha bir necha idoraning birgalikdagi harakatini talab qiladi. Bu koordinatsiya funksiyasi epidemiolog ishining muhim qismidir [1]. Hujjatlarning to'g'ri va o'z vaqtida yuritilishi nafaqat rasmiy talab, balki epidemiologik tahlil uchun ishonchli ma'lumot bazasini ta'minlovchi asosdir; noto'g'ri yoki to'liqsiz hisobot butun tahlil tizimini buzishi mumkin. Shu bois epidemiolog hisobot va hujjatlashtirish intizomiga alohida e'tibor beradi va bu borada boshqa xodimlarga ham talabchanlik ko'rsatadi.</w:t>
       </w:r>
     </w:p>
     <w:p>
       <w:pPr>
         <w:pStyle w:val="Heading2"/>
-        <w:spacing w:after="80" w:before="160"/>
-      </w:pPr>
-      <w:r>
+        <w:spacing w:after="100" w:before="200"/>
+      </w:pPr>
+      <w:r>
+        <w:rPr>
+          <w:rFonts w:ascii="Times New Roman" w:cs="Times New Roman" w:eastAsia="Times New Roman" w:hAnsi="Times New Roman"/>
+          <w:b/>
+          <w:bCs/>
+          <w:sz w:val="28"/>
+          <w:szCs w:val="28"/>
+        </w:rPr>
         <w:t xml:space="preserve">Malaka va javobgarlik</w:t>
       </w:r>
     </w:p>
     <w:p>
       <w:pPr>
-        <w:spacing w:after="120"/>
+        <w:spacing w:after="120" w:line="276"/>
+        <w:ind w:firstLine="567"/>
         <w:jc w:val="both"/>
       </w:pPr>
       <w:r>
+        <w:rPr>
+          <w:rFonts w:ascii="Times New Roman" w:cs="Times New Roman" w:eastAsia="Times New Roman" w:hAnsi="Times New Roman"/>
+          <w:sz w:val="28"/>
+          <w:szCs w:val="28"/>
+        </w:rPr>
         <w:t xml:space="preserve">Vrach-epidemiolog o'z bilim va malakasini muntazam oshirib borishi, amaldagi qonun, buyruq, SanPiN va uslubiy ko'rsatmalarni bilishi hamda ularga amal qilishi shart. U qabul qilgan qarorlari va o'tkazgan tadbirlari uchun javobgardir. Epidemiolog faoliyati ilmiy bilim, huquqiy savodxonlik va amaliy ko'nikmalarning uyg'unligini talab qiladi. Zamonaviy sharoitda undan raqamli texnologiyalar, ma'lumotlar tahlili va xalqaro tavsiyalar bilan ishlash qobiliyati ham talab etiladi. Shu bois epidemiolog — doimiy o'rganib va rivojlanib boruvchi kasb egasi bo'lib, uning malakasi aholi salomatligi xavfsizligining bevosita kafolati hisoblanadi [1][2].</w:t>
       </w:r>
     </w:p>
     <w:p>
       <w:pPr>
         <w:pStyle w:val="Heading2"/>
-        <w:spacing w:after="80" w:before="160"/>
-      </w:pPr>
-      <w:r>
+        <w:spacing w:after="100" w:before="200"/>
+      </w:pPr>
+      <w:r>
+        <w:rPr>
+          <w:rFonts w:ascii="Times New Roman" w:cs="Times New Roman" w:eastAsia="Times New Roman" w:hAnsi="Times New Roman"/>
+          <w:b/>
+          <w:bCs/>
+          <w:sz w:val="28"/>
+          <w:szCs w:val="28"/>
+        </w:rPr>
+        <w:t xml:space="preserve">Bo'lim nizomida belgilangan vazifalar</w:t>
+      </w:r>
+    </w:p>
+    <w:p>
+      <w:pPr>
+        <w:spacing w:after="120" w:line="276"/>
+        <w:ind w:firstLine="567"/>
+        <w:jc w:val="both"/>
+      </w:pPr>
+      <w:r>
+        <w:rPr>
+          <w:rFonts w:ascii="Times New Roman" w:cs="Times New Roman" w:eastAsia="Times New Roman" w:hAnsi="Times New Roman"/>
+          <w:sz w:val="28"/>
+          <w:szCs w:val="28"/>
+        </w:rPr>
+        <w:t xml:space="preserve">SEO va JS qo'mitasining Epidemiologiya bo'limi to'g'risidagi nizomida bo'limning asosiy vazifalari qatorida karantin va o'ta xavfli hamda boshqa yuqumli va parazitar kasalliklar profilaktikasi bo'yicha yagona davlat siyosatini yuritish, kompleks chora-tadbirlarni tashkil etish, SanQvaN talablariga rioya etilishini o'rganish va tekshirish, epidemiyaga qarshi va sanitariya-gigiyenik tadbirlarni ishlab chiqish, omillar va xavf-xatarlarni tizimli monitoring qilish, chetdan kirib kelishning oldini olish tadbirlarida ishtirok etish, OIV infeksiyasiga qarshi yagona tizim faoliyatini ta'minlash, o'choqlarni bartaraf etish choralarini tashkil etish va hududiy boshqarmalar mutaxassislariga amaliy-uslubiy yordam ko'rsatish ko'rsatilgan [4]. Qonunga ko'ra davlat sanitariya nazoratini amalga oshiruvchi mansabdor shaxslar qonunchilik buzilishlarining oldini olish va bartaraf etish, yuqumli kasalliklar paydo bo'lish sabablarini aniqlash, murojaatlarni ko'rib chiqish va aholini xabardor qilishi shart [5].</w:t>
+      </w:r>
+    </w:p>
+    <w:p>
+      <w:pPr>
+        <w:pStyle w:val="Heading2"/>
+        <w:spacing w:after="100" w:before="200"/>
+      </w:pPr>
+      <w:r>
+        <w:rPr>
+          <w:rFonts w:ascii="Times New Roman" w:cs="Times New Roman" w:eastAsia="Times New Roman" w:hAnsi="Times New Roman"/>
+          <w:b/>
+          <w:bCs/>
+          <w:sz w:val="28"/>
+          <w:szCs w:val="28"/>
+        </w:rPr>
         <w:t xml:space="preserve">Xulosa</w:t>
       </w:r>
     </w:p>
     <w:p>
       <w:pPr>
-        <w:spacing w:after="120"/>
+        <w:spacing w:after="120" w:line="276"/>
+        <w:ind w:firstLine="567"/>
         <w:jc w:val="both"/>
       </w:pPr>
       <w:r>
-        <w:t xml:space="preserve">Vrach-epidemiologning funksional vazifalari epidemiologik nazorat va tahlil, epidemik o'choqlarda ishlash, profilaktik tadbirlarni (jumladan immunprofilaktikani) tashkil etish, infeksion nazorat va uslubiy rahbarlik, hujjatlashtirish hamda ko'p sohali hamkorlikni muvofiqlashtirishni qamrab oladi. U epidemiologik tashxis asosida qaror qabul qiladi va tadbirlar samaradorligini baholaydi. Vrach-epidemiolog faoliyati ilmiy, huquqiy va amaliy bilimlarning uyg'unligiga tayanadi va aholi salomatligini himoya qilishning asosiy bo'g'inlaridan biri hisoblanadi. Uning ishi ko'rinmas, ammo nihoyatda muhim — epidemiolog samarali ishlaganda kasalliklar kam uchraydi va jamiyat buni sezmasligi ham mumkin, ammo aynan shu — profilaktikaning eng katta yutug'idir.</w:t>
+        <w:rPr>
+          <w:rFonts w:ascii="Times New Roman" w:cs="Times New Roman" w:eastAsia="Times New Roman" w:hAnsi="Times New Roman"/>
+          <w:sz w:val="28"/>
+          <w:szCs w:val="28"/>
+        </w:rPr>
+        <w:t xml:space="preserve">Vrach-epidemiologning funksional vazifalari epidemiologik nazorat va tahlil, epidemik o'choqlarda ishlash, profilaktik tadbirlarni (jumladan immunprofilaktikani) tashkil etish, infeksion nazorat va uslubiy rahbarlik, hujjatlashtirish hamda ko'p sohali hamkorlikni muvofiqlashtirishni qamrab oladi. U epidemiologik tashxis asosida qaror qabul qiladi va tadbirlar samaradorligini baholaydi. Vrach-epidemiolog faoliyati ilmiy, huquqiy va amaliy bilimlarning uyg'unligiga tayanadi va aholi salomatligini himoya qilishning asosiy bo'g'inlaridan biri hisoblanadi. Uning ishi ko'rinmas, ammo nihoyatda muhim — epidemiolog samarali ishlaganda kasalliklar kam uchraydi va jamiyat buni sezmasligi ham mumkin, ammo aynan shu — profilaktikaning eng katta yutug'idir. JSST ma'lumotlariga ko'ra, tibbiy yordam bilan bog'liq infeksiyalar yordam ko'rsatishdagi eng ko'p uchraydigan salbiy hodisalardan biri bo'lib, rivojlangan mamlakatlarda bemorlarning 7 foizigacha, rivojlanayotgan mamlakatlarda 10 foizigacha shunday infeksiya yuqtiradi, ularning katta qismi samarali infeksion nazorat choralari bilan oldini olinadi [3]. Epidemiolog kasallik zanjirining qaysi bo'g'iniga aralashish samaraliroq ekanini tahlil qilib chora tanlaydi [6].</w:t>
       </w:r>
     </w:p>
     <w:p>
       <w:pPr>
         <w:pStyle w:val="Heading2"/>
-        <w:spacing w:after="80" w:before="220"/>
-      </w:pPr>
-      <w:r>
+        <w:spacing w:after="100" w:before="280"/>
+      </w:pPr>
+      <w:r>
+        <w:rPr>
+          <w:rFonts w:ascii="Times New Roman" w:cs="Times New Roman" w:eastAsia="Times New Roman" w:hAnsi="Times New Roman"/>
+          <w:b/>
+          <w:bCs/>
+          <w:sz w:val="28"/>
+          <w:szCs w:val="28"/>
+        </w:rPr>
         <w:t xml:space="preserve">Foydalanilgan adabiyotlar</w:t>
       </w:r>
     </w:p>
@@ -162,10 +305,15 @@
           <w:ilvl w:val="0"/>
           <w:numId w:val="2"/>
         </w:numPr>
-        <w:spacing w:after="40"/>
-      </w:pPr>
-      <w:r>
-        <w:t xml:space="preserve">Mirtazayev O.M., Zuyeva L.P., Matnazarova G.S. Epidemiologiya. — Toshkent, 2016.</w:t>
+        <w:spacing w:after="80" w:line="260"/>
+      </w:pPr>
+      <w:r>
+        <w:rPr>
+          <w:rFonts w:ascii="Times New Roman" w:cs="Times New Roman" w:eastAsia="Times New Roman" w:hAnsi="Times New Roman"/>
+          <w:sz w:val="28"/>
+          <w:szCs w:val="28"/>
+        </w:rPr>
+        <w:t xml:space="preserve">Mirtazayev O.M., Zueva L.P., Matnazarova G.S. Epidemiologiya (darslik). Toshkent, 2016. Manba: xayrullokomilov.uz/kutubxona, material № 2356 (matn kirill yozuvida).</w:t>
       </w:r>
     </w:p>
     <w:p>
@@ -175,10 +323,15 @@
           <w:ilvl w:val="0"/>
           <w:numId w:val="2"/>
         </w:numPr>
-        <w:spacing w:after="40"/>
-      </w:pPr>
-      <w:r>
-        <w:t xml:space="preserve">Umirov S.E., Qodirov Z.Z. Klinik epidemiologiya. — Toshkent.</w:t>
+        <w:spacing w:after="80" w:line="260"/>
+      </w:pPr>
+      <w:r>
+        <w:rPr>
+          <w:rFonts w:ascii="Times New Roman" w:cs="Times New Roman" w:eastAsia="Times New Roman" w:hAnsi="Times New Roman"/>
+          <w:sz w:val="28"/>
+          <w:szCs w:val="28"/>
+        </w:rPr>
+        <w:t xml:space="preserve">Umirov S.E., Qodirov Z.Z. Klinik epidemiologiya (o'quv qo'llanma). Manba: xayrullokomilov.uz/kutubxona, material № 2308 (nashriyot va yili nusxada tekshirilmagan).</w:t>
       </w:r>
     </w:p>
     <w:p>
@@ -188,15 +341,74 @@
           <w:ilvl w:val="0"/>
           <w:numId w:val="2"/>
         </w:numPr>
-        <w:spacing w:after="40"/>
-      </w:pPr>
-      <w:r>
-        <w:t xml:space="preserve">World Health Organization. Guidelines on core components of infection prevention and control programmes. Geneva: WHO. URL: https://www.who.int/publications/i/item/9789241549929</w:t>
+        <w:spacing w:after="80" w:line="260"/>
+      </w:pPr>
+      <w:r>
+        <w:rPr>
+          <w:rFonts w:ascii="Times New Roman" w:cs="Times New Roman" w:eastAsia="Times New Roman" w:hAnsi="Times New Roman"/>
+          <w:sz w:val="28"/>
+          <w:szCs w:val="28"/>
+        </w:rPr>
+        <w:t xml:space="preserve">World Health Organization. Guidelines on core components of infection prevention and control programmes at the national and acute health care facility level. Geneva: WHO, 2016. ISBN 978-92-4-154992-9. URL: https://www.who.int/publications/i/item/9789241549929 (kirilgan sana: 30.10.2026).</w:t>
+      </w:r>
+    </w:p>
+    <w:p>
+      <w:pPr>
+        <w:pStyle w:val="ListParagraph"/>
+        <w:numPr>
+          <w:ilvl w:val="0"/>
+          <w:numId w:val="2"/>
+        </w:numPr>
+        <w:spacing w:after="80" w:line="260"/>
+      </w:pPr>
+      <w:r>
+        <w:rPr>
+          <w:rFonts w:ascii="Times New Roman" w:cs="Times New Roman" w:eastAsia="Times New Roman" w:hAnsi="Times New Roman"/>
+          <w:sz w:val="28"/>
+          <w:szCs w:val="28"/>
+        </w:rPr>
+        <w:t xml:space="preserve">O'zbekiston Respublikasi Sog'liqni saqlash vazirligi huzuridagi SEO va JS qo'mitasining 23.12.2023-yildagi 79-son buyrug'iga 15-ilova: Epidemiologiya bo'limi to'g'risida nizom. Manba: xayrullokomilov.uz/kutubxona, material № 308 (matn lotin yozuvida).</w:t>
+      </w:r>
+    </w:p>
+    <w:p>
+      <w:pPr>
+        <w:pStyle w:val="ListParagraph"/>
+        <w:numPr>
+          <w:ilvl w:val="0"/>
+          <w:numId w:val="2"/>
+        </w:numPr>
+        <w:spacing w:after="80" w:line="260"/>
+      </w:pPr>
+      <w:r>
+        <w:rPr>
+          <w:rFonts w:ascii="Times New Roman" w:cs="Times New Roman" w:eastAsia="Times New Roman" w:hAnsi="Times New Roman"/>
+          <w:sz w:val="28"/>
+          <w:szCs w:val="28"/>
+        </w:rPr>
+        <w:t xml:space="preserve">O'zbekiston Respublikasining "Aholining sanitariya-epidemiologik osoyishtaligi to'g'risida"gi Qonuni (Qonunchilik palatasi 2015-yil 15-iyulda qabul qilgan, Senat 2015-yil 6-avgustda ma'qullagan), 12, 13, 32-moddalar. URL: https://lex.uz/docs/2732587. Manba: xayrullokomilov.uz/kutubxona, material № 201 (matn kirill yozuvida; asosiy raqami matnda ko'rsatilmagan — tasdiqlanmagan).</w:t>
+      </w:r>
+    </w:p>
+    <w:p>
+      <w:pPr>
+        <w:pStyle w:val="ListParagraph"/>
+        <w:numPr>
+          <w:ilvl w:val="0"/>
+          <w:numId w:val="2"/>
+        </w:numPr>
+        <w:spacing w:after="80" w:line="260"/>
+      </w:pPr>
+      <w:r>
+        <w:rPr>
+          <w:rFonts w:ascii="Times New Roman" w:cs="Times New Roman" w:eastAsia="Times New Roman" w:hAnsi="Times New Roman"/>
+          <w:sz w:val="28"/>
+          <w:szCs w:val="28"/>
+        </w:rPr>
+        <w:t xml:space="preserve">CDC. Principles of Epidemiology in Public Health Practice (SS1978), Lesson 1, Section 10: Chain of Infection. URL: https://archive.cdc.gov/www_cdc_gov/csels/dsepd/ss1978/lesson1/section10.html (kirilgan sana: 30.10.2026).</w:t>
       </w:r>
     </w:p>
     <w:sectPr>
       <w:pgSz w:w="11906" w:h="16838" w:orient="portrait"/>
-      <w:pgMar w:top="1134" w:right="850" w:bottom="1134" w:left="1418" w:header="708" w:footer="708" w:gutter="0"/>
+      <w:pgMar w:top="1134" w:right="850" w:bottom="1134" w:left="1701" w:header="708" w:footer="708" w:gutter="0"/>
       <w:pgNumType/>
       <w:docGrid w:linePitch="360"/>
     </w:sectPr>
@@ -368,48 +580,17 @@
     <w:multiLevelType w:val="hybridMultilevel"/>
     <w:lvl w:ilvl="0" w:tentative="1">
       <w:start w:val="1"/>
-      <w:numFmt w:val="bullet"/>
-      <w:lvlText w:val="•"/>
+      <w:numFmt w:val="decimal"/>
+      <w:lvlText w:val="[%1]"/>
       <w:lvlJc w:val="left"/>
       <w:pPr>
-        <w:ind w:left="576" w:hanging="316"/>
-      </w:pPr>
-    </w:lvl>
-  </w:abstractNum>
-  <w:abstractNum w:abstractNumId="3" w15:restartNumberingAfterBreak="0">
-    <w:multiLevelType w:val="hybridMultilevel"/>
-    <w:lvl w:ilvl="0" w:tentative="1">
-      <w:start w:val="1"/>
-      <w:numFmt w:val="decimal"/>
-      <w:lvlText w:val="%1."/>
-      <w:lvlJc w:val="left"/>
-      <w:pPr>
-        <w:ind w:left="576" w:hanging="316"/>
-      </w:pPr>
-    </w:lvl>
-  </w:abstractNum>
-  <w:abstractNum w:abstractNumId="4" w15:restartNumberingAfterBreak="0">
-    <w:multiLevelType w:val="hybridMultilevel"/>
-    <w:lvl w:ilvl="0" w:tentative="1">
-      <w:start w:val="1"/>
-      <w:numFmt w:val="decimal"/>
-      <w:lvlText w:val="%1."/>
-      <w:lvlJc w:val="left"/>
-      <w:pPr>
-        <w:ind w:left="576" w:hanging="316"/>
-      </w:pPr>
-    </w:lvl>
-  </w:abstractNum>
-  <w:abstractNum w:abstractNumId="90">
-    <w:multiLevelType w:val="hybridMultilevel"/>
-    <w:lvl w:ilvl="0">
-      <w:start w:val="1"/>
-      <w:numFmt w:val="decimal"/>
-      <w:lvlText w:val="%1)"/>
-      <w:lvlJc w:val="left"/>
-      <w:pPr>
-        <w:ind w:left="851" w:hanging="425"/>
-      </w:pPr>
+        <w:ind w:left="720" w:hanging="720"/>
+      </w:pPr>
+      <w:rPr>
+        <w:rFonts w:ascii="Times New Roman" w:cs="Times New Roman" w:eastAsia="Times New Roman" w:hAnsi="Times New Roman"/>
+        <w:sz w:val="28"/>
+        <w:szCs w:val="28"/>
+      </w:rPr>
     </w:lvl>
   </w:abstractNum>
   <w:num w:numId="1">
@@ -419,7 +600,7 @@
     </w:lvlOverride>
   </w:num>
   <w:num w:numId="2">
-    <w:abstractNumId w:val="4"/>
+    <w:abstractNumId w:val="2"/>
     <w:lvlOverride w:ilvl="0">
       <w:startOverride w:val="1"/>
     </w:lvlOverride>
@@ -433,8 +614,8 @@
     <w:rPrDefault>
       <w:rPr>
         <w:rFonts w:ascii="Times New Roman" w:cs="Times New Roman" w:eastAsia="Times New Roman" w:hAnsi="Times New Roman"/>
-        <w:sz w:val="24"/>
-        <w:szCs w:val="24"/>
+        <w:sz w:val="28"/>
+        <w:szCs w:val="28"/>
       </w:rPr>
     </w:rPrDefault>
     <w:pPrDefault/>
@@ -569,7 +750,7 @@
     <w:unhideWhenUsed/>
     <w:pPr>
       <w:spacing w:after="100"/>
-      <w:ind w:left="240"/>
+      <w:ind w:left="280"/>
     </w:pPr>
   </w:style>
   <w:style w:type="paragraph" w:styleId="TOC3">
@@ -581,7 +762,7 @@
     <w:unhideWhenUsed/>
     <w:pPr>
       <w:spacing w:after="100"/>
-      <w:ind w:left="480"/>
+      <w:ind w:left="560"/>
     </w:pPr>
   </w:style>
   <w:style w:type="paragraph" w:styleId="TOC4">
@@ -593,7 +774,7 @@
     <w:unhideWhenUsed/>
     <w:pPr>
       <w:spacing w:after="100"/>
-      <w:ind w:left="720"/>
+      <w:ind w:left="840"/>
     </w:pPr>
   </w:style>
   <w:style w:type="paragraph" w:styleId="TOC5">
@@ -605,7 +786,7 @@
     <w:unhideWhenUsed/>
     <w:pPr>
       <w:spacing w:after="100"/>
-      <w:ind w:left="960"/>
+      <w:ind w:left="1120"/>
     </w:pPr>
   </w:style>
   <w:style w:type="paragraph" w:styleId="TOC6">
@@ -617,7 +798,7 @@
     <w:unhideWhenUsed/>
     <w:pPr>
       <w:spacing w:after="100"/>
-      <w:ind w:left="1200"/>
+      <w:ind w:left="1400"/>
     </w:pPr>
   </w:style>
   <w:style w:type="paragraph" w:styleId="TOC7">
@@ -629,7 +810,7 @@
     <w:unhideWhenUsed/>
     <w:pPr>
       <w:spacing w:after="100"/>
-      <w:ind w:left="1440"/>
+      <w:ind w:left="1680"/>
     </w:pPr>
   </w:style>
   <w:style w:type="paragraph" w:styleId="TOC8">
@@ -641,7 +822,7 @@
     <w:unhideWhenUsed/>
     <w:pPr>
       <w:spacing w:after="100"/>
-      <w:ind w:left="1680"/>
+      <w:ind w:left="1960"/>
     </w:pPr>
   </w:style>
   <w:style w:type="paragraph" w:styleId="TOC9">
@@ -653,7 +834,7 @@
     <w:unhideWhenUsed/>
     <w:pPr>
       <w:spacing w:after="100"/>
-      <w:ind w:left="1920"/>
+      <w:ind w:left="2240"/>
     </w:pPr>
   </w:style>
   <w:style w:type="character" w:styleId="Hyperlink">
@@ -753,15 +934,16 @@
     <w:next w:val="Normal"/>
     <w:qFormat/>
     <w:pPr>
-      <w:spacing w:after="200"/>
-      <w:jc w:val="center"/>
+      <w:spacing w:after="240" w:before="0"/>
+      <w:outlineLvl w:val="0"/>
     </w:pPr>
     <w:rPr>
       <w:rFonts w:ascii="Times New Roman" w:cs="Times New Roman" w:eastAsia="Times New Roman" w:hAnsi="Times New Roman"/>
       <w:b/>
       <w:bCs/>
-      <w:sz w:val="28"/>
-      <w:szCs w:val="28"/>
+      <w:color w:val="000000"/>
+      <w:sz w:val="30"/>
+      <w:szCs w:val="30"/>
     </w:rPr>
   </w:style>
   <w:style w:type="paragraph" w:styleId="Heading2">
@@ -769,12 +951,17 @@
     <w:basedOn w:val="Normal"/>
     <w:next w:val="Normal"/>
     <w:qFormat/>
+    <w:pPr>
+      <w:spacing w:after="100" w:before="200"/>
+      <w:outlineLvl w:val="1"/>
+    </w:pPr>
     <w:rPr>
       <w:rFonts w:ascii="Times New Roman" w:cs="Times New Roman" w:eastAsia="Times New Roman" w:hAnsi="Times New Roman"/>
       <w:b/>
       <w:bCs/>
-      <w:sz w:val="26"/>
-      <w:szCs w:val="26"/>
+      <w:color w:val="000000"/>
+      <w:sz w:val="28"/>
+      <w:szCs w:val="28"/>
     </w:rPr>
   </w:style>
 </w:styles>
